--- a/raw/교회-일정공유캘린더-기능화면정의서.docx
+++ b/raw/교회-일정공유캘린더-기능화면정의서.docx
@@ -87,7 +87,7 @@
           <w:sz w:val="20"/>
           <w:szCs w:val="20"/>
         </w:rPr>
-        <w:t xml:space="preserve">작성일: 2026-06-16</w:t>
+        <w:t xml:space="preserve">작성일: 2026-06-16 (v1.1 개정)</w:t>
       </w:r>
     </w:p>
     <w:p>
@@ -101,7 +101,7 @@
           <w:sz w:val="20"/>
           <w:szCs w:val="20"/>
         </w:rPr>
-        <w:t xml:space="preserve">버전: v1.0</w:t>
+        <w:t xml:space="preserve">버전: v1.1</w:t>
       </w:r>
     </w:p>
     <w:p>
@@ -115,7 +115,7 @@
           <w:sz w:val="20"/>
           <w:szCs w:val="20"/>
         </w:rPr>
-        <w:t xml:space="preserve">스택: React + TypeScript (반응형 웹)</w:t>
+        <w:t xml:space="preserve">스택: React + TypeScript (반응형 웹) / 1차 적용: 대학부</w:t>
       </w:r>
     </w:p>
     <w:p>
@@ -125,7 +125,7 @@
     </w:p>
     <w:p>
       <w:pPr>
-        <w:spacing w:after="160"/>
+        <w:spacing w:after="120"/>
       </w:pPr>
       <w:r>
         <w:rPr>
@@ -138,25 +138,615 @@
         <w:t xml:space="preserve">목차</w:t>
       </w:r>
     </w:p>
-    <w:sdt>
-      <w:sdtPr>
-        <w:alias w:val="Table of Contents"/>
-      </w:sdtPr>
-      <w:sdtContent>
-        <w:p>
-          <w:r>
-            <w:fldChar w:fldCharType="begin" w:dirty="true"/>
-            <w:instrText xml:space="preserve">TOC \h \o "1-2"</w:instrText>
-            <w:fldChar w:fldCharType="separate"/>
-          </w:r>
-        </w:p>
-        <w:p>
-          <w:r>
-            <w:fldChar w:fldCharType="end"/>
-          </w:r>
-        </w:p>
-      </w:sdtContent>
-    </w:sdt>
+    <w:p>
+      <w:pPr>
+        <w:tabs>
+          <w:tab w:val="right" w:pos="9026" w:leader="dot"/>
+        </w:tabs>
+        <w:spacing w:after="34" w:line="256"/>
+        <w:ind w:left="0"/>
+      </w:pPr>
+      <w:r>
+        <w:rPr>
+          <w:b/>
+          <w:bCs/>
+          <w:color w:val="1F3864"/>
+          <w:sz w:val="22"/>
+          <w:szCs w:val="22"/>
+        </w:rPr>
+        <w:t xml:space="preserve">1. 문서 목적 및 범위</w:t>
+      </w:r>
+      <w:r>
+        <w:rPr>
+          <w:b/>
+          <w:bCs/>
+          <w:color w:val="1F3864"/>
+          <w:sz w:val="22"/>
+          <w:szCs w:val="22"/>
+        </w:rPr>
+        <w:t xml:space="preserve">	3</w:t>
+      </w:r>
+    </w:p>
+    <w:p>
+      <w:pPr>
+        <w:tabs>
+          <w:tab w:val="right" w:pos="9026" w:leader="dot"/>
+        </w:tabs>
+        <w:spacing w:after="34" w:line="256"/>
+        <w:ind w:left="0"/>
+      </w:pPr>
+      <w:r>
+        <w:rPr>
+          <w:b/>
+          <w:bCs/>
+          <w:color w:val="1F3864"/>
+          <w:sz w:val="22"/>
+          <w:szCs w:val="22"/>
+        </w:rPr>
+        <w:t xml:space="preserve">2. 사이트맵</w:t>
+      </w:r>
+      <w:r>
+        <w:rPr>
+          <w:b/>
+          <w:bCs/>
+          <w:color w:val="1F3864"/>
+          <w:sz w:val="22"/>
+          <w:szCs w:val="22"/>
+        </w:rPr>
+        <w:t xml:space="preserve">	3</w:t>
+      </w:r>
+    </w:p>
+    <w:p>
+      <w:pPr>
+        <w:tabs>
+          <w:tab w:val="right" w:pos="9026" w:leader="dot"/>
+        </w:tabs>
+        <w:spacing w:after="34" w:line="256"/>
+        <w:ind w:left="0"/>
+      </w:pPr>
+      <w:r>
+        <w:rPr>
+          <w:b/>
+          <w:bCs/>
+          <w:color w:val="1F3864"/>
+          <w:sz w:val="22"/>
+          <w:szCs w:val="22"/>
+        </w:rPr>
+        <w:t xml:space="preserve">3. 사용자 흐름</w:t>
+      </w:r>
+      <w:r>
+        <w:rPr>
+          <w:b/>
+          <w:bCs/>
+          <w:color w:val="1F3864"/>
+          <w:sz w:val="22"/>
+          <w:szCs w:val="22"/>
+        </w:rPr>
+        <w:t xml:space="preserve">	3</w:t>
+      </w:r>
+    </w:p>
+    <w:p>
+      <w:pPr>
+        <w:tabs>
+          <w:tab w:val="right" w:pos="9026" w:leader="dot"/>
+        </w:tabs>
+        <w:spacing w:after="16" w:line="256"/>
+        <w:ind w:left="360"/>
+      </w:pPr>
+      <w:r>
+        <w:rPr>
+          <w:b w:val="false"/>
+          <w:bCs w:val="false"/>
+          <w:color w:val="404040"/>
+          <w:sz w:val="21"/>
+          <w:szCs w:val="21"/>
+        </w:rPr>
+        <w:t xml:space="preserve">3.1 첫 진입 → 캘린더</w:t>
+      </w:r>
+      <w:r>
+        <w:rPr>
+          <w:b w:val="false"/>
+          <w:bCs w:val="false"/>
+          <w:color w:val="404040"/>
+          <w:sz w:val="21"/>
+          <w:szCs w:val="21"/>
+        </w:rPr>
+        <w:t xml:space="preserve">	3</w:t>
+      </w:r>
+    </w:p>
+    <w:p>
+      <w:pPr>
+        <w:tabs>
+          <w:tab w:val="right" w:pos="9026" w:leader="dot"/>
+        </w:tabs>
+        <w:spacing w:after="16" w:line="256"/>
+        <w:ind w:left="360"/>
+      </w:pPr>
+      <w:r>
+        <w:rPr>
+          <w:b w:val="false"/>
+          <w:bCs w:val="false"/>
+          <w:color w:val="404040"/>
+          <w:sz w:val="21"/>
+          <w:szCs w:val="21"/>
+        </w:rPr>
+        <w:t xml:space="preserve">3.2 관리자 일정 등록</w:t>
+      </w:r>
+      <w:r>
+        <w:rPr>
+          <w:b w:val="false"/>
+          <w:bCs w:val="false"/>
+          <w:color w:val="404040"/>
+          <w:sz w:val="21"/>
+          <w:szCs w:val="21"/>
+        </w:rPr>
+        <w:t xml:space="preserve">	3</w:t>
+      </w:r>
+    </w:p>
+    <w:p>
+      <w:pPr>
+        <w:tabs>
+          <w:tab w:val="right" w:pos="9026" w:leader="dot"/>
+        </w:tabs>
+        <w:spacing w:after="34" w:line="256"/>
+        <w:ind w:left="0"/>
+      </w:pPr>
+      <w:r>
+        <w:rPr>
+          <w:b/>
+          <w:bCs/>
+          <w:color w:val="1F3864"/>
+          <w:sz w:val="22"/>
+          <w:szCs w:val="22"/>
+        </w:rPr>
+        <w:t xml:space="preserve">4. 화면별 상세 정의</w:t>
+      </w:r>
+      <w:r>
+        <w:rPr>
+          <w:b/>
+          <w:bCs/>
+          <w:color w:val="1F3864"/>
+          <w:sz w:val="22"/>
+          <w:szCs w:val="22"/>
+        </w:rPr>
+        <w:t xml:space="preserve">	4</w:t>
+      </w:r>
+    </w:p>
+    <w:p>
+      <w:pPr>
+        <w:tabs>
+          <w:tab w:val="right" w:pos="9026" w:leader="dot"/>
+        </w:tabs>
+        <w:spacing w:after="16" w:line="256"/>
+        <w:ind w:left="360"/>
+      </w:pPr>
+      <w:r>
+        <w:rPr>
+          <w:b w:val="false"/>
+          <w:bCs w:val="false"/>
+          <w:color w:val="404040"/>
+          <w:sz w:val="21"/>
+          <w:szCs w:val="21"/>
+        </w:rPr>
+        <w:t xml:space="preserve">4.1 로그인 (/login)</w:t>
+      </w:r>
+      <w:r>
+        <w:rPr>
+          <w:b w:val="false"/>
+          <w:bCs w:val="false"/>
+          <w:color w:val="404040"/>
+          <w:sz w:val="21"/>
+          <w:szCs w:val="21"/>
+        </w:rPr>
+        <w:t xml:space="preserve">	4</w:t>
+      </w:r>
+    </w:p>
+    <w:p>
+      <w:pPr>
+        <w:tabs>
+          <w:tab w:val="right" w:pos="9026" w:leader="dot"/>
+        </w:tabs>
+        <w:spacing w:after="16" w:line="256"/>
+        <w:ind w:left="360"/>
+      </w:pPr>
+      <w:r>
+        <w:rPr>
+          <w:b w:val="false"/>
+          <w:bCs w:val="false"/>
+          <w:color w:val="404040"/>
+          <w:sz w:val="21"/>
+          <w:szCs w:val="21"/>
+        </w:rPr>
+        <w:t xml:space="preserve">4.2 회원가입 / 초대 수락 (/register)</w:t>
+      </w:r>
+      <w:r>
+        <w:rPr>
+          <w:b w:val="false"/>
+          <w:bCs w:val="false"/>
+          <w:color w:val="404040"/>
+          <w:sz w:val="21"/>
+          <w:szCs w:val="21"/>
+        </w:rPr>
+        <w:t xml:space="preserve">	4</w:t>
+      </w:r>
+    </w:p>
+    <w:p>
+      <w:pPr>
+        <w:tabs>
+          <w:tab w:val="right" w:pos="9026" w:leader="dot"/>
+        </w:tabs>
+        <w:spacing w:after="16" w:line="256"/>
+        <w:ind w:left="360"/>
+      </w:pPr>
+      <w:r>
+        <w:rPr>
+          <w:b w:val="false"/>
+          <w:bCs w:val="false"/>
+          <w:color w:val="404040"/>
+          <w:sz w:val="21"/>
+          <w:szCs w:val="21"/>
+        </w:rPr>
+        <w:t xml:space="preserve">4.3 캘린더 메인 (/calendar) — 핵심 화면</w:t>
+      </w:r>
+      <w:r>
+        <w:rPr>
+          <w:b w:val="false"/>
+          <w:bCs w:val="false"/>
+          <w:color w:val="404040"/>
+          <w:sz w:val="21"/>
+          <w:szCs w:val="21"/>
+        </w:rPr>
+        <w:t xml:space="preserve">	4</w:t>
+      </w:r>
+    </w:p>
+    <w:p>
+      <w:pPr>
+        <w:tabs>
+          <w:tab w:val="right" w:pos="9026" w:leader="dot"/>
+        </w:tabs>
+        <w:spacing w:after="16" w:line="256"/>
+        <w:ind w:left="360"/>
+      </w:pPr>
+      <w:r>
+        <w:rPr>
+          <w:b w:val="false"/>
+          <w:bCs w:val="false"/>
+          <w:color w:val="404040"/>
+          <w:sz w:val="21"/>
+          <w:szCs w:val="21"/>
+        </w:rPr>
+        <w:t xml:space="preserve">4.4 일정 등록/수정 모달</w:t>
+      </w:r>
+      <w:r>
+        <w:rPr>
+          <w:b w:val="false"/>
+          <w:bCs w:val="false"/>
+          <w:color w:val="404040"/>
+          <w:sz w:val="21"/>
+          <w:szCs w:val="21"/>
+        </w:rPr>
+        <w:t xml:space="preserve">	5</w:t>
+      </w:r>
+    </w:p>
+    <w:p>
+      <w:pPr>
+        <w:tabs>
+          <w:tab w:val="right" w:pos="9026" w:leader="dot"/>
+        </w:tabs>
+        <w:spacing w:after="16" w:line="256"/>
+        <w:ind w:left="360"/>
+      </w:pPr>
+      <w:r>
+        <w:rPr>
+          <w:b w:val="false"/>
+          <w:bCs w:val="false"/>
+          <w:color w:val="404040"/>
+          <w:sz w:val="21"/>
+          <w:szCs w:val="21"/>
+        </w:rPr>
+        <w:t xml:space="preserve">4.5 일정 상세</w:t>
+      </w:r>
+      <w:r>
+        <w:rPr>
+          <w:b w:val="false"/>
+          <w:bCs w:val="false"/>
+          <w:color w:val="404040"/>
+          <w:sz w:val="21"/>
+          <w:szCs w:val="21"/>
+        </w:rPr>
+        <w:t xml:space="preserve">	5</w:t>
+      </w:r>
+    </w:p>
+    <w:p>
+      <w:pPr>
+        <w:tabs>
+          <w:tab w:val="right" w:pos="9026" w:leader="dot"/>
+        </w:tabs>
+        <w:spacing w:after="16" w:line="256"/>
+        <w:ind w:left="360"/>
+      </w:pPr>
+      <w:r>
+        <w:rPr>
+          <w:b w:val="false"/>
+          <w:bCs w:val="false"/>
+          <w:color w:val="404040"/>
+          <w:sz w:val="21"/>
+          <w:szCs w:val="21"/>
+        </w:rPr>
+        <w:t xml:space="preserve">4.6 마이페이지 (/my)</w:t>
+      </w:r>
+      <w:r>
+        <w:rPr>
+          <w:b w:val="false"/>
+          <w:bCs w:val="false"/>
+          <w:color w:val="404040"/>
+          <w:sz w:val="21"/>
+          <w:szCs w:val="21"/>
+        </w:rPr>
+        <w:t xml:space="preserve">	6</w:t>
+      </w:r>
+    </w:p>
+    <w:p>
+      <w:pPr>
+        <w:tabs>
+          <w:tab w:val="right" w:pos="9026" w:leader="dot"/>
+        </w:tabs>
+        <w:spacing w:after="16" w:line="256"/>
+        <w:ind w:left="360"/>
+      </w:pPr>
+      <w:r>
+        <w:rPr>
+          <w:b w:val="false"/>
+          <w:bCs w:val="false"/>
+          <w:color w:val="404040"/>
+          <w:sz w:val="21"/>
+          <w:szCs w:val="21"/>
+        </w:rPr>
+        <w:t xml:space="preserve">4.7 관리자 — 카테고리 관리 (/admin/categories)</w:t>
+      </w:r>
+      <w:r>
+        <w:rPr>
+          <w:b w:val="false"/>
+          <w:bCs w:val="false"/>
+          <w:color w:val="404040"/>
+          <w:sz w:val="21"/>
+          <w:szCs w:val="21"/>
+        </w:rPr>
+        <w:t xml:space="preserve">	6</w:t>
+      </w:r>
+    </w:p>
+    <w:p>
+      <w:pPr>
+        <w:tabs>
+          <w:tab w:val="right" w:pos="9026" w:leader="dot"/>
+        </w:tabs>
+        <w:spacing w:after="16" w:line="256"/>
+        <w:ind w:left="360"/>
+      </w:pPr>
+      <w:r>
+        <w:rPr>
+          <w:b w:val="false"/>
+          <w:bCs w:val="false"/>
+          <w:color w:val="404040"/>
+          <w:sz w:val="21"/>
+          <w:szCs w:val="21"/>
+        </w:rPr>
+        <w:t xml:space="preserve">4.8 관리자 — 구성원/소속 관리 (/admin/members)</w:t>
+      </w:r>
+      <w:r>
+        <w:rPr>
+          <w:b w:val="false"/>
+          <w:bCs w:val="false"/>
+          <w:color w:val="404040"/>
+          <w:sz w:val="21"/>
+          <w:szCs w:val="21"/>
+        </w:rPr>
+        <w:t xml:space="preserve">	6</w:t>
+      </w:r>
+    </w:p>
+    <w:p>
+      <w:pPr>
+        <w:tabs>
+          <w:tab w:val="right" w:pos="9026" w:leader="dot"/>
+        </w:tabs>
+        <w:spacing w:after="16" w:line="256"/>
+        <w:ind w:left="360"/>
+      </w:pPr>
+      <w:r>
+        <w:rPr>
+          <w:b w:val="false"/>
+          <w:bCs w:val="false"/>
+          <w:color w:val="404040"/>
+          <w:sz w:val="21"/>
+          <w:szCs w:val="21"/>
+        </w:rPr>
+        <w:t xml:space="preserve">4.9 관리자 — 사용자 관리 (/admin/users)</w:t>
+      </w:r>
+      <w:r>
+        <w:rPr>
+          <w:b w:val="false"/>
+          <w:bCs w:val="false"/>
+          <w:color w:val="404040"/>
+          <w:sz w:val="21"/>
+          <w:szCs w:val="21"/>
+        </w:rPr>
+        <w:t xml:space="preserve">	6</w:t>
+      </w:r>
+    </w:p>
+    <w:p>
+      <w:pPr>
+        <w:tabs>
+          <w:tab w:val="right" w:pos="9026" w:leader="dot"/>
+        </w:tabs>
+        <w:spacing w:after="16" w:line="256"/>
+        <w:ind w:left="360"/>
+      </w:pPr>
+      <w:r>
+        <w:rPr>
+          <w:b w:val="false"/>
+          <w:bCs w:val="false"/>
+          <w:color w:val="404040"/>
+          <w:sz w:val="21"/>
+          <w:szCs w:val="21"/>
+        </w:rPr>
+        <w:t xml:space="preserve">4.10 관리자 — 권한/역할 관리 (/admin/roles)</w:t>
+      </w:r>
+      <w:r>
+        <w:rPr>
+          <w:b w:val="false"/>
+          <w:bCs w:val="false"/>
+          <w:color w:val="404040"/>
+          <w:sz w:val="21"/>
+          <w:szCs w:val="21"/>
+        </w:rPr>
+        <w:t xml:space="preserve">	6</w:t>
+      </w:r>
+    </w:p>
+    <w:p>
+      <w:pPr>
+        <w:tabs>
+          <w:tab w:val="right" w:pos="9026" w:leader="dot"/>
+        </w:tabs>
+        <w:spacing w:after="34" w:line="256"/>
+        <w:ind w:left="0"/>
+      </w:pPr>
+      <w:r>
+        <w:rPr>
+          <w:b/>
+          <w:bCs/>
+          <w:color w:val="1F3864"/>
+          <w:sz w:val="22"/>
+          <w:szCs w:val="22"/>
+        </w:rPr>
+        <w:t xml:space="preserve">5. 권한별 화면 노출 차이</w:t>
+      </w:r>
+      <w:r>
+        <w:rPr>
+          <w:b/>
+          <w:bCs/>
+          <w:color w:val="1F3864"/>
+          <w:sz w:val="22"/>
+          <w:szCs w:val="22"/>
+        </w:rPr>
+        <w:t xml:space="preserve">	6</w:t>
+      </w:r>
+    </w:p>
+    <w:p>
+      <w:pPr>
+        <w:tabs>
+          <w:tab w:val="right" w:pos="9026" w:leader="dot"/>
+        </w:tabs>
+        <w:spacing w:after="34" w:line="256"/>
+        <w:ind w:left="0"/>
+      </w:pPr>
+      <w:r>
+        <w:rPr>
+          <w:b/>
+          <w:bCs/>
+          <w:color w:val="1F3864"/>
+          <w:sz w:val="22"/>
+          <w:szCs w:val="22"/>
+        </w:rPr>
+        <w:t xml:space="preserve">6. 컴포넌트 구조 (제안)</w:t>
+      </w:r>
+      <w:r>
+        <w:rPr>
+          <w:b/>
+          <w:bCs/>
+          <w:color w:val="1F3864"/>
+          <w:sz w:val="22"/>
+          <w:szCs w:val="22"/>
+        </w:rPr>
+        <w:t xml:space="preserve">	7</w:t>
+      </w:r>
+    </w:p>
+    <w:p>
+      <w:pPr>
+        <w:tabs>
+          <w:tab w:val="right" w:pos="9026" w:leader="dot"/>
+        </w:tabs>
+        <w:spacing w:after="34" w:line="256"/>
+        <w:ind w:left="0"/>
+      </w:pPr>
+      <w:r>
+        <w:rPr>
+          <w:b/>
+          <w:bCs/>
+          <w:color w:val="1F3864"/>
+          <w:sz w:val="22"/>
+          <w:szCs w:val="22"/>
+        </w:rPr>
+        <w:t xml:space="preserve">7. 상태 관리 / API 연동</w:t>
+      </w:r>
+      <w:r>
+        <w:rPr>
+          <w:b/>
+          <w:bCs/>
+          <w:color w:val="1F3864"/>
+          <w:sz w:val="22"/>
+          <w:szCs w:val="22"/>
+        </w:rPr>
+        <w:t xml:space="preserve">	7</w:t>
+      </w:r>
+    </w:p>
+    <w:p>
+      <w:pPr>
+        <w:tabs>
+          <w:tab w:val="right" w:pos="9026" w:leader="dot"/>
+        </w:tabs>
+        <w:spacing w:after="16" w:line="256"/>
+        <w:ind w:left="360"/>
+      </w:pPr>
+      <w:r>
+        <w:rPr>
+          <w:b w:val="false"/>
+          <w:bCs w:val="false"/>
+          <w:color w:val="404040"/>
+          <w:sz w:val="21"/>
+          <w:szCs w:val="21"/>
+        </w:rPr>
+        <w:t xml:space="preserve">7.1 주요 연동 포인트</w:t>
+      </w:r>
+      <w:r>
+        <w:rPr>
+          <w:b w:val="false"/>
+          <w:bCs w:val="false"/>
+          <w:color w:val="404040"/>
+          <w:sz w:val="21"/>
+          <w:szCs w:val="21"/>
+        </w:rPr>
+        <w:t xml:space="preserve">	8</w:t>
+      </w:r>
+    </w:p>
+    <w:p>
+      <w:pPr>
+        <w:tabs>
+          <w:tab w:val="right" w:pos="9026" w:leader="dot"/>
+        </w:tabs>
+        <w:spacing w:after="34" w:line="256"/>
+        <w:ind w:left="0"/>
+      </w:pPr>
+      <w:r>
+        <w:rPr>
+          <w:b/>
+          <w:bCs/>
+          <w:color w:val="1F3864"/>
+          <w:sz w:val="22"/>
+          <w:szCs w:val="22"/>
+        </w:rPr>
+        <w:t xml:space="preserve">8. 반응형 / 접근성 / 확장</w:t>
+      </w:r>
+      <w:r>
+        <w:rPr>
+          <w:b/>
+          <w:bCs/>
+          <w:color w:val="1F3864"/>
+          <w:sz w:val="22"/>
+          <w:szCs w:val="22"/>
+        </w:rPr>
+        <w:t xml:space="preserve">	8</w:t>
+      </w:r>
+    </w:p>
     <w:p>
       <w:r>
         <w:br w:type="page"/>
@@ -909,7 +1499,7 @@
                 <w:sz w:val="20"/>
                 <w:szCs w:val="20"/>
               </w:rPr>
-              <w:t xml:space="preserve">모바일 1단 세로 정렬, 큰 터치 영역(접근성)</w:t>
+              <w:t xml:space="preserve">모바일 1단 세로 정렬, 충분한 터치 영역</w:t>
             </w:r>
           </w:p>
         </w:tc>
@@ -1065,7 +1655,7 @@
                 <w:sz w:val="20"/>
                 <w:szCs w:val="20"/>
               </w:rPr>
-              <w:t xml:space="preserve">이름, 이메일, 비밀번호, 연락처(선택)</w:t>
+              <w:t xml:space="preserve">이름, 생년월일, 연락처, 이메일, 비밀번호</w:t>
             </w:r>
           </w:p>
         </w:tc>
@@ -1098,7 +1688,7 @@
                 <w:sz w:val="20"/>
                 <w:szCs w:val="20"/>
               </w:rPr>
-              <w:t xml:space="preserve">초대 흐름</w:t>
+              <w:t xml:space="preserve">식별 기본정보</w:t>
             </w:r>
           </w:p>
         </w:tc>
@@ -1129,7 +1719,7 @@
                 <w:sz w:val="20"/>
                 <w:szCs w:val="20"/>
               </w:rPr>
-              <w:t xml:space="preserve">관리자 초대 링크로 진입 시 이메일·소속 카테고리 프리필</w:t>
+              <w:t xml:space="preserve">이름·생년월일·연락처는 향후 영혼관리시스템 매핑용 식별정보로 수집(최소 수집·동의 필요)</w:t>
             </w:r>
           </w:p>
         </w:tc>
@@ -1162,7 +1752,7 @@
                 <w:sz w:val="20"/>
                 <w:szCs w:val="20"/>
               </w:rPr>
-              <w:t xml:space="preserve">API</w:t>
+              <w:t xml:space="preserve">초대 흐름</w:t>
             </w:r>
           </w:p>
         </w:tc>
@@ -1193,7 +1783,7 @@
                 <w:sz w:val="20"/>
                 <w:szCs w:val="20"/>
               </w:rPr>
-              <w:t xml:space="preserve">POST /auth/register</w:t>
+              <w:t xml:space="preserve">관리자 초대 링크로 진입 시 이메일·소속 카테고리 프리필</w:t>
             </w:r>
           </w:p>
         </w:tc>
@@ -1226,6 +1816,70 @@
                 <w:sz w:val="20"/>
                 <w:szCs w:val="20"/>
               </w:rPr>
+              <w:t xml:space="preserve">API</w:t>
+            </w:r>
+          </w:p>
+        </w:tc>
+        <w:tc>
+          <w:tcPr>
+            <w:tcW w:type="dxa" w:w="6426"/>
+            <w:tcBorders>
+              <w:top w:val="single" w:color="BFBFBF" w:sz="1"/>
+              <w:left w:val="single" w:color="BFBFBF" w:sz="1"/>
+              <w:bottom w:val="single" w:color="BFBFBF" w:sz="1"/>
+              <w:right w:val="single" w:color="BFBFBF" w:sz="1"/>
+            </w:tcBorders>
+            <w:shd w:fill="EDF2FB" w:val="clear"/>
+            <w:tcMar>
+              <w:top w:type="dxa" w:w="70"/>
+              <w:left w:type="dxa" w:w="120"/>
+              <w:bottom w:type="dxa" w:w="70"/>
+              <w:right w:type="dxa" w:w="120"/>
+            </w:tcMar>
+            <w:vAlign w:val="center"/>
+          </w:tcPr>
+          <w:p>
+            <w:pPr>
+              <w:spacing w:line="276"/>
+            </w:pPr>
+            <w:r>
+              <w:rPr>
+                <w:sz w:val="20"/>
+                <w:szCs w:val="20"/>
+              </w:rPr>
+              <w:t xml:space="preserve">POST /auth/register</w:t>
+            </w:r>
+          </w:p>
+        </w:tc>
+      </w:tr>
+      <w:tr>
+        <w:tc>
+          <w:tcPr>
+            <w:tcW w:type="dxa" w:w="2600"/>
+            <w:tcBorders>
+              <w:top w:val="single" w:color="BFBFBF" w:sz="1"/>
+              <w:left w:val="single" w:color="BFBFBF" w:sz="1"/>
+              <w:bottom w:val="single" w:color="BFBFBF" w:sz="1"/>
+              <w:right w:val="single" w:color="BFBFBF" w:sz="1"/>
+            </w:tcBorders>
+            <w:shd w:fill="FFFFFF" w:val="clear"/>
+            <w:tcMar>
+              <w:top w:type="dxa" w:w="70"/>
+              <w:left w:type="dxa" w:w="120"/>
+              <w:bottom w:type="dxa" w:w="70"/>
+              <w:right w:type="dxa" w:w="120"/>
+            </w:tcMar>
+            <w:vAlign w:val="center"/>
+          </w:tcPr>
+          <w:p>
+            <w:pPr>
+              <w:spacing w:line="276"/>
+            </w:pPr>
+            <w:r>
+              <w:rPr>
+                <w:sz w:val="20"/>
+                <w:szCs w:val="20"/>
+              </w:rPr>
               <w:t xml:space="preserve">검증</w:t>
             </w:r>
           </w:p>
@@ -1239,7 +1893,7 @@
               <w:bottom w:val="single" w:color="BFBFBF" w:sz="1"/>
               <w:right w:val="single" w:color="BFBFBF" w:sz="1"/>
             </w:tcBorders>
-            <w:shd w:fill="EDF2FB" w:val="clear"/>
+            <w:shd w:fill="FFFFFF" w:val="clear"/>
             <w:tcMar>
               <w:top w:type="dxa" w:w="70"/>
               <w:left w:type="dxa" w:w="120"/>
@@ -1351,7 +2005,7 @@
           <w:sz w:val="19"/>
           <w:szCs w:val="19"/>
         </w:rPr>
-        <w:t xml:space="preserve">│ ▢ 청년부 (색)  │      캘린더 그리드               │</w:t>
+        <w:t xml:space="preserve">│ ▢ 대학부 (색)  │      캘린더 그리드               │</w:t>
       </w:r>
     </w:p>
     <w:p>
@@ -2460,7 +3114,7 @@
         <w:spacing w:after="60" w:line="290"/>
       </w:pPr>
       <w:r>
-        <w:t xml:space="preserve">알림 설정(앱/이메일, 리마인더 시점) — 1.5차.</w:t>
+        <w:t xml:space="preserve">알림 설정(앱/이메일·푸시, 리마인더 시점) — 2.5차.</w:t>
       </w:r>
     </w:p>
     <w:p>
@@ -2919,6 +3573,21 @@
       </w:pPr>
       <w:r>
         <w:t xml:space="preserve">5. 권한별 화면 노출 차이</w:t>
+      </w:r>
+    </w:p>
+    <w:p>
+      <w:pPr>
+        <w:spacing w:after="120" w:line="300"/>
+      </w:pPr>
+      <w:r>
+        <w:rPr>
+          <w:b/>
+          <w:bCs/>
+        </w:rPr>
+        <w:t xml:space="preserve">전제: </w:t>
+      </w:r>
+      <w:r>
+        <w:t xml:space="preserve">Member / Cat.Admin은 카테고리별 역할이다. 같은 사용자라도 카테고리에 따라 Member일 수도, Cat.Admin일 수도 있다. 따라서 [+ 일정]·수정/삭제·구성원 관리는 “해당 카테고리에서의 역할” 기준으로 노출된다. Admin / Super는 시스템 전반 역할이다.</w:t>
       </w:r>
     </w:p>
     <w:tbl>
@@ -4825,7 +5494,7 @@
         <w:spacing w:after="60" w:line="290"/>
       </w:pPr>
       <w:r>
-        <w:t xml:space="preserve">접근성: 큰 글씨 모드, 충분한 터치 타깃, 명도 대비, 키보드 내비게이션(고령 사용자 배려).</w:t>
+        <w:t xml:space="preserve">접근성: 충분한 터치 타깃, 명도 대비, 키보드 내비게이션.</w:t>
       </w:r>
     </w:p>
     <w:p>
@@ -4851,7 +5520,7 @@
         <w:spacing w:after="60" w:line="290"/>
       </w:pPr>
       <w:r>
-        <w:t xml:space="preserve">모바일 앱 확장: API·권한 유틸·타입을 공유 패키지로 분리해 React Native 재사용.</w:t>
+        <w:t xml:space="preserve">모바일 앱 확장(Phase 2): API·권한 유틸·타입을 공유 패키지로 분리해 React Native 재사용, 일정 등록·변경 시 푸시 알림.</w:t>
       </w:r>
     </w:p>
     <w:sectPr>

--- a/raw/교회-일정공유캘린더-기능화면정의서.docx
+++ b/raw/교회-일정공유캘린더-기능화면정의서.docx
@@ -1243,7 +1243,7 @@
                 <w:sz w:val="20"/>
                 <w:szCs w:val="20"/>
               </w:rPr>
-              <w:t xml:space="preserve">이메일, 비밀번호</w:t>
+              <w:t>이름, 소속 팀 선택, 비밀번호</w:t>
             </w:r>
           </w:p>
         </w:tc>
@@ -1307,7 +1307,7 @@
                 <w:sz w:val="20"/>
                 <w:szCs w:val="20"/>
               </w:rPr>
-              <w:t xml:space="preserve">로그인 버튼, 소셜 로그인(Google/Kakao, 옵션), 비밀번호 찾기 링크</w:t>
+              <w:t>로그인 버튼, 비밀번호 찾기 링크</w:t>
             </w:r>
           </w:p>
         </w:tc>
@@ -1435,7 +1435,7 @@
                 <w:sz w:val="20"/>
                 <w:szCs w:val="20"/>
               </w:rPr>
-              <w:t xml:space="preserve">이메일 형식, 빈 값, 실패 시 인라인 에러 메시지</w:t>
+              <w:t>이름·팀·비밀번호 빈 값, 불일치 시 인라인 에러 메시지</w:t>
             </w:r>
           </w:p>
         </w:tc>
@@ -1655,7 +1655,7 @@
                 <w:sz w:val="20"/>
                 <w:szCs w:val="20"/>
               </w:rPr>
-              <w:t xml:space="preserve">이름, 생년월일, 연락처, 이메일, 비밀번호</w:t>
+              <w:t>이름, 소속 팀 선택, 생년월일, 연락처, 이메일, 비밀번호</w:t>
             </w:r>
           </w:p>
         </w:tc>

--- a/raw/교회-일정공유캘린더-기능화면정의서.docx
+++ b/raw/교회-일정공유캘린더-기능화면정의서.docx
@@ -3565,6 +3565,46 @@
       </w:pPr>
       <w:r>
         <w:t xml:space="preserve">역할 설명·소속 사용자 수 표시.</w:t>
+      </w:r>
+    </w:p>
+    <w:p>
+      <w:pPr>
+        <w:pStyle w:val="Heading2"/>
+      </w:pPr>
+      <w:r>
+        <w:t>4.11 비밀번호 재설정 · 계정 식별 (2026-06-17 확정)</w:t>
+      </w:r>
+    </w:p>
+    <w:p>
+      <w:pPr>
+        <w:pStyle w:val="ListParagraph"/>
+      </w:pPr>
+      <w:r>
+        <w:t>로그인은 이름 + 소속 팀 + 비밀번호. (이름·팀)으로 유일 식별하며 비밀번호는 인증 전용이다. 같은 팀 동명이인은 회원가입 시 생년월일을 보조 식별자로 받아 구분한다.</w:t>
+      </w:r>
+    </w:p>
+    <w:p>
+      <w:pPr>
+        <w:pStyle w:val="ListParagraph"/>
+      </w:pPr>
+      <w:r>
+        <w:t>비밀번호 찾기(/forgot-password): 이메일 기반 로그인이 아니므로 자가 재설정 대신 '관리자에게 재설정을 요청하세요' 안내 화면을 제공한다.</w:t>
+      </w:r>
+    </w:p>
+    <w:p>
+      <w:pPr>
+        <w:pStyle w:val="ListParagraph"/>
+      </w:pPr>
+      <w:r>
+        <w:t>관리자 재설정: /admin/members·/admin/users의 구성원 행에 '비밀번호 재설정' 액션 → 임시 비밀번호 발급, 다음 로그인 시 비밀번호 변경 강제, 감사 로그 기록.</w:t>
+      </w:r>
+    </w:p>
+    <w:p>
+      <w:pPr>
+        <w:pStyle w:val="ListParagraph"/>
+      </w:pPr>
+      <w:r>
+        <w:t>팀 변경: /admin/members에서 사용자의 소속 팀·역할을 변경하면 해당 사용자의 로그인 팀 선택 목록과 마이페이지 소속이 즉시 갱신된다.</w:t>
       </w:r>
     </w:p>
     <w:p>
